--- a/UI5 Practice/Plant and Material Wise Sales dashboard/Documentation/PMS_Dashboard_User_Manual.docx
+++ b/UI5 Practice/Plant and Material Wise Sales dashboard/Documentation/PMS_Dashboard_User_Manual.docx
@@ -203,7 +203,7 @@
               <w:rPr>
                 <w:sz w:val="18"/>
               </w:rPr>
-              <w:t>Total net value, total GST, total gross, and one single day's sale</w:t>
+              <w:t>Total net value, total GST, total gross, and one single day's gross sale</w:t>
             </w:r>
           </w:p>
         </w:tc>
@@ -1027,7 +1027,7 @@
     </w:p>
     <w:p>
       <w:r>
-        <w:t>A single day's billing, not a total for the year. Which day it reports on depends on what you have filtered, and the card renames itself to tell you:</w:t>
+        <w:t>A single day's billing as a GROSS figure, not a total for the year. Which day it reports on depends on what you have filtered, and the card renames itself to tell you:</w:t>
       </w:r>
     </w:p>
     <w:tbl>
@@ -1205,7 +1205,7 @@
     <w:p/>
     <w:p>
       <w:r>
-        <w:t>Beneath the value you will see the exact date and how many invoices were billed on it. If the day has not happened yet, the card says there was no billing rather than showing a zero.</w:t>
+        <w:t>Beneath the value you will see the exact date and how many invoices were billed on it, and below that, in smaller type, the net and the GST that make up the gross. If the day has not happened yet, the card says there was no billing rather than showing a zero.</w:t>
       </w:r>
     </w:p>
     <w:p>
@@ -1290,7 +1290,30 @@
     </w:p>
     <w:p>
       <w:r>
-        <w:t>Each state is shaded according to how much was billed there. Use the State / Zone switch to change what is shaded: individual states, or the five zones.</w:t>
+        <w:t>Each state is shaded according to how much was billed there. Use the State / Zone switch to change what is shaded: individual states, or the zones they belong to. In Zone mode a zone is drawn as one continuous area, so you see the zone rather than the states inside it.</w:t>
+      </w:r>
+    </w:p>
+    <w:p>
+      <w:pPr>
+        <w:spacing w:before="120" w:after="160"/>
+        <w:ind w:left="216"/>
+        <w:pBdr>
+          <w:left w:val="single" w:sz="18" w:space="6" w:color="2E7D32"/>
+        </w:pBdr>
+      </w:pPr>
+      <w:r>
+        <w:rPr>
+          <w:b/>
+          <w:color w:val="2E7D32"/>
+          <w:sz w:val="20"/>
+        </w:rPr>
+        <w:t xml:space="preserve">A zone is a business grouping, not a region of the map:  </w:t>
+      </w:r>
+      <w:r>
+        <w:rPr>
+          <w:sz w:val="20"/>
+        </w:rPr>
+        <w:t>Zones come from the zone code maintained against each Unit in SAP, not from where a state sits on the map. 2000 HQ is in Kanpur, in Uttar Pradesh, but belongs to Central — so in Zone mode Uttar Pradesh is shaded as part of Central, and a zone can cover areas that are nowhere near each other. If a Unit shows under the wrong zone, its zone code in SAP is what needs correcting.</w:t>
       </w:r>
     </w:p>
     <w:p>
@@ -1363,6 +1386,29 @@
       </w:r>
     </w:p>
     <w:p>
+      <w:pPr>
+        <w:spacing w:before="120" w:after="160"/>
+        <w:ind w:left="216"/>
+        <w:pBdr>
+          <w:left w:val="single" w:sz="18" w:space="6" w:color="2E7D32"/>
+        </w:pBdr>
+      </w:pPr>
+      <w:r>
+        <w:rPr>
+          <w:b/>
+          <w:color w:val="2E7D32"/>
+          <w:sz w:val="20"/>
+        </w:rPr>
+        <w:t xml:space="preserve">A dot sits where the Unit is, not where its zone is:  </w:t>
+      </w:r>
+      <w:r>
+        <w:rPr>
+          <w:sz w:val="20"/>
+        </w:rPr>
+        <w:t>Dots are placed from the Unit's real location. 2000 HQ is drawn at Kanpur because that is where it is, even though its zone is Central. Position is geography; colour is the business zoning.</w:t>
+      </w:r>
+    </w:p>
+    <w:p>
       <w:r>
         <w:t>If a Unit you expect is not on the map, its location has not been maintained in the system. Its sales still count everywhere else on the screen. Ask your SAP support team to add its coordinates.</w:t>
       </w:r>
@@ -1382,7 +1428,7 @@
     </w:p>
     <w:p>
       <w:r>
-        <w:t>Hover over any state, zone or dot and a small card appears showing the net billed value, the growth against last year, that area's share of India, and the number of plants or invoices behind the figure.</w:t>
+        <w:t>Hover over any state, zone or dot and a small card appears showing the gross billed value with the net and the GST behind it, the growth against last year, that area's share of India, and the number of plants or invoices behind the figure.</w:t>
       </w:r>
     </w:p>
     <w:p>
@@ -1416,7 +1462,7 @@
     </w:p>
     <w:p>
       <w:r>
-        <w:t>Your schemes, ranked by net value. Each row shows a colour chip, the value, a bar showing its share of the total, that share as a percentage, how many invoices it covers, and its growth against last year. Schemes with nothing in your current selection are not listed at all.</w:t>
+        <w:t>Your schemes, ranked by gross value. Each row shows a colour chip, the value, a bar showing its share of the total, that share as a percentage, how many invoices it covers, and its growth against last year. Schemes with nothing in your current selection are not listed at all.</w:t>
       </w:r>
     </w:p>
     <w:p>
@@ -1462,7 +1508,7 @@
         <w:rPr>
           <w:sz w:val="20"/>
         </w:rPr>
-        <w:t>The panel is capped at 20 so it stays readable. The Plant filter is not capped — it lists every plant that billed anything in your current scope, which is far more than twenty.</w:t>
+        <w:t>The panel is capped at 20 so it stays readable. The Plant filter is not capped — it lists every plant that billed anything in your current scope, which is far more than twenty. The same applies to materials. If either list ever stops at exactly 100 entries, report it: that is a known failure mode that was fixed, not a real limit.</w:t>
       </w:r>
     </w:p>
     <w:p>
@@ -1480,7 +1526,7 @@
     </w:p>
     <w:p>
       <w:r>
-        <w:t>The 20 highest-selling materials by value, with the quantity, the unit of measure and the GST breakdown available for each.</w:t>
+        <w:t>The 20 highest-selling materials by gross value, with the quantity, the unit of measure and the GST breakdown available for each.</w:t>
       </w:r>
     </w:p>
     <w:p>
@@ -2013,7 +2059,7 @@
     </w:p>
     <w:p>
       <w:r>
-        <w:t>Check three things in order. First, net versus gross — make sure you are comparing like with like. Second, your filters, including the fiscal year and any period. Third, if you are comparing against the material panel specifically, remember that it excludes credit memos and ignores the Scheme filter.</w:t>
+        <w:t>Check three things in order. First, net versus gross — make sure you are comparing like with like. Second, your filters, including the fiscal year and any period. Third, if you are comparing against the material panel specifically, remember that it excludes credit memos.</w:t>
       </w:r>
     </w:p>
     <w:p>
@@ -2031,7 +2077,25 @@
     </w:p>
     <w:p>
       <w:r>
-        <w:t>The three usual reasons: a Scheme filter is set and does not narrow that panel; the material panel excludes credit memos and the card does not; and the panel shows only the top 20 materials while the card totals everything.</w:t>
+        <w:t>Two usual reasons: the material panel excludes credit memos and the card does not, and the panel shows only the top 20 materials while the card totals everything. Also check net against gross — the material panel is ranked by gross.</w:t>
+      </w:r>
+    </w:p>
+    <w:p>
+      <w:pPr>
+        <w:spacing w:before="160"/>
+      </w:pPr>
+      <w:r>
+        <w:rPr>
+          <w:b/>
+          <w:color w:val="22262A"/>
+          <w:sz w:val="22"/>
+        </w:rPr>
+        <w:t>I filtered to a zone and the material panel went empty.</w:t>
+      </w:r>
+    </w:p>
+    <w:p>
+      <w:r>
+        <w:t>That is correct, and it is what the panel should do. If none of the materials you selected sold in that zone, the panel reports no material for the current selection rather than quietly falling back to showing every material in the country.</w:t>
       </w:r>
     </w:p>
     <w:p>

--- a/UI5 Practice/Plant and Material Wise Sales dashboard/Documentation/PMS_Dashboard_User_Manual.docx
+++ b/UI5 Practice/Plant and Material Wise Sales dashboard/Documentation/PMS_Dashboard_User_Manual.docx
@@ -955,7 +955,7 @@
     </w:p>
     <w:p>
       <w:r>
-        <w:t>Four cards sit just below the filter bar. All four follow your filters, and each shows a small percentage pill comparing itself against last year.</w:t>
+        <w:t>Four cards sit just below the filter bar. All four follow your filters. The first three show a small percentage pill comparing themselves against last year; the fourth, which reports a single day, does not. See 4.5 for when the pills are hidden altogether.</w:t>
       </w:r>
     </w:p>
     <w:p>
@@ -1223,7 +1223,7 @@
     </w:p>
     <w:p>
       <w:r>
-        <w:t>Each pill compares your selection against the same measure last year.</w:t>
+        <w:t>A pill compares your selection against the same measure last year. You will see one on the three money cards, on each scheme row and on each of the top states.</w:t>
       </w:r>
     </w:p>
     <w:p>
@@ -1252,6 +1252,57 @@
     <w:p>
       <w:r>
         <w:t>A pill reading "new" means there was nothing at all in the comparison period, so a percentage cannot be calculated.</w:t>
+      </w:r>
+    </w:p>
+    <w:p>
+      <w:pPr>
+        <w:spacing w:before="120" w:after="160"/>
+        <w:ind w:left="216"/>
+        <w:pBdr>
+          <w:left w:val="single" w:sz="18" w:space="6" w:color="2E7D32"/>
+        </w:pBdr>
+      </w:pPr>
+      <w:r>
+        <w:rPr>
+          <w:b/>
+          <w:color w:val="2E7D32"/>
+          <w:sz w:val="20"/>
+        </w:rPr>
+        <w:t xml:space="preserve">Why the single-day card has no pill:  </w:t>
+      </w:r>
+      <w:r>
+        <w:rPr>
+          <w:sz w:val="20"/>
+        </w:rPr>
+        <w:t>It reports one day against the same day a year earlier. If either of those two days happened to be a holiday, the percentage says more about the calendar than about sales, so it is not shown at all.</w:t>
+      </w:r>
+    </w:p>
+    <w:p>
+      <w:pPr>
+        <w:spacing w:before="120" w:after="160"/>
+        <w:ind w:left="216"/>
+        <w:pBdr>
+          <w:left w:val="single" w:sz="18" w:space="6" w:color="2E7D32"/>
+        </w:pBdr>
+      </w:pPr>
+      <w:r>
+        <w:rPr>
+          <w:b/>
+          <w:color w:val="2E7D32"/>
+          <w:sz w:val="20"/>
+        </w:rPr>
+        <w:t xml:space="preserve">Why the pills disappear when you filter this year:  </w:t>
+      </w:r>
+      <w:r>
+        <w:rPr>
+          <w:sz w:val="20"/>
+        </w:rPr>
+        <w:t>This applies to 2026-27 only. The Unit and Zone grouping the dashboard uses came into effect this year, so most of last year's records do not carry it. As soon as you narrow the view — by zone, state, plant, scheme, material or period — you would be comparing an almost complete year against an almost empty one, which reports growth in the thousands of percent. Rather than show you a figure that is not true, the dashboard hides the pills. Clear your filters and they come back. From 2027-28 onwards this stops happening by itself.</w:t>
+      </w:r>
+    </w:p>
+    <w:p>
+      <w:r>
+        <w:t>Changing only the Fiscal Year does not hide the pills. With nothing else narrowing the view, both years count everything they hold, so the comparison is sound. Your figures are never affected either way — only the comparison is withheld.</w:t>
       </w:r>
     </w:p>
     <w:p>
@@ -1428,7 +1479,30 @@
     </w:p>
     <w:p>
       <w:r>
-        <w:t>Hover over any state, zone or dot and a small card appears showing the gross billed value with the net and the GST behind it, the growth against last year, that area's share of India, and the number of plants or invoices behind the figure.</w:t>
+        <w:t>Hover over any state, zone or dot and a small card appears showing three figures: the gross billed value, and the net and the GST that make it up. On a state, the zone it belongs to is named above it.</w:t>
+      </w:r>
+    </w:p>
+    <w:p>
+      <w:pPr>
+        <w:spacing w:before="120" w:after="160"/>
+        <w:ind w:left="216"/>
+        <w:pBdr>
+          <w:left w:val="single" w:sz="18" w:space="6" w:color="2E7D32"/>
+        </w:pBdr>
+      </w:pPr>
+      <w:r>
+        <w:rPr>
+          <w:b/>
+          <w:color w:val="2E7D32"/>
+          <w:sz w:val="20"/>
+        </w:rPr>
+        <w:t xml:space="preserve">The card used to show more:  </w:t>
+      </w:r>
+      <w:r>
+        <w:rPr>
+          <w:sz w:val="20"/>
+        </w:rPr>
+        <w:t>Growth against last year, share of India, and the number of plants and invoices were removed in August 2026 to keep the card readable. Invoice counts and growth are still on each scheme row in the panel to the right.</w:t>
       </w:r>
     </w:p>
     <w:p>
@@ -2144,12 +2218,30 @@
           <w:color w:val="22262A"/>
           <w:sz w:val="22"/>
         </w:rPr>
-        <w:t>Growth on one state shows a huge percentage. Is it real?</w:t>
+        <w:t>Growth on one scheme or state shows a huge percentage. Is it real?</w:t>
       </w:r>
     </w:p>
     <w:p>
       <w:r>
-        <w:t>Check what that state billed last year. Where last year's figure was very small, even a modest increase produces an enormous percentage. Where there was nothing at all last year, you will see "new" instead of a number.</w:t>
+        <w:t>Check what it billed last year. Where last year's figure was very small, even a modest increase produces an enormous percentage. Where there was nothing at all last year, you will see "new" instead of a number.</w:t>
+      </w:r>
+    </w:p>
+    <w:p>
+      <w:pPr>
+        <w:spacing w:before="160"/>
+      </w:pPr>
+      <w:r>
+        <w:rPr>
+          <w:b/>
+          <w:color w:val="22262A"/>
+          <w:sz w:val="22"/>
+        </w:rPr>
+        <w:t>The percentage pills vanished after I pressed Go. Is something broken?</w:t>
+      </w:r>
+    </w:p>
+    <w:p>
+      <w:r>
+        <w:t>No, and your figures are unaffected. In 2026-27 the dashboard hides the pills as soon as you filter by anything other than the fiscal year, because last year's records do not carry the Unit and Zone grouping and the comparison would be wildly wrong. Clear the filters to get them back. See 4.5.</w:t>
       </w:r>
     </w:p>
     <w:p>

--- a/UI5 Practice/Plant and Material Wise Sales dashboard/Documentation/PMS_Dashboard_User_Manual.docx
+++ b/UI5 Practice/Plant and Material Wise Sales dashboard/Documentation/PMS_Dashboard_User_Manual.docx
@@ -620,7 +620,7 @@
               <w:rPr>
                 <w:sz w:val="18"/>
               </w:rPr>
-              <w:t>Chooses the year. One year only — it cannot be left empty. Offers the three most recent years.</w:t>
+              <w:t>Chooses the year. One year only — it cannot be left empty. Offers up to the three most recent years, but never one older than 2026-27 (older billing cannot be split by zone).</w:t>
             </w:r>
           </w:p>
         </w:tc>
@@ -1291,18 +1291,18 @@
           <w:color w:val="2E7D32"/>
           <w:sz w:val="20"/>
         </w:rPr>
-        <w:t xml:space="preserve">Why the pills disappear when you filter this year:  </w:t>
+        <w:t xml:space="preserve">Why the pills disappear for the whole of 2026-27:  </w:t>
       </w:r>
       <w:r>
         <w:rPr>
           <w:sz w:val="20"/>
         </w:rPr>
-        <w:t>This applies to 2026-27 only. The Unit and Zone grouping the dashboard uses came into effect this year, so most of last year's records do not carry it. As soon as you narrow the view — by zone, state, plant, scheme, material or period — you would be comparing an almost complete year against an almost empty one, which reports growth in the thousands of percent. Rather than show you a figure that is not true, the dashboard hides the pills. Clear your filters and they come back. From 2027-28 onwards this stops happening by itself.</w:t>
+        <w:t>The Unit and Zone grouping the dashboard uses came into effect this year, so most of last year's records do not carry it. Comparing this year against last year would mean comparing an almost complete year against an almost empty one, which reports growth in the thousands of percent — and that is true whether or not you have narrowed the view with any other filter. Rather than show you a figure that is not true, the dashboard hides the pills for the whole of 2026-27, filtered or not. Select a different fiscal year and they come back. From 2027-28 onwards this stops happening by itself.</w:t>
       </w:r>
     </w:p>
     <w:p>
       <w:r>
-        <w:t>Changing only the Fiscal Year does not hide the pills. With nothing else narrowing the view, both years count everything they hold, so the comparison is sound. Your figures are never affected either way — only the comparison is withheld.</w:t>
+        <w:t>Your figures themselves are never affected either way — only the comparison is withheld.</w:t>
       </w:r>
     </w:p>
     <w:p>
@@ -1364,12 +1364,35 @@
         <w:rPr>
           <w:sz w:val="20"/>
         </w:rPr>
-        <w:t>Zones come from the zone code maintained against each Unit in SAP, not from where a state sits on the map. 2000 HQ is in Kanpur, in Uttar Pradesh, but belongs to Central — so in Zone mode Uttar Pradesh is shaded as part of Central, and a zone can cover areas that are nowhere near each other. If a Unit shows under the wrong zone, its zone code in SAP is what needs correcting.</w:t>
+        <w:t>Zones are not drawn from where a state sits on the map: 2000 HQ is in Kanpur, in Uttar Pradesh, but belongs to Central — so in Zone mode Uttar Pradesh is shaded as part of Central, and a zone can cover areas that are nowhere near each other. Everywhere else on the screen — the Zone filter, the KPI totals, the scheme rows — a Unit's zone comes from the zone code maintained against it in SAP. As of August 2026 the map's own shading is the one exception: it reads each state's zone from a fixed list built into the dashboard instead, because the SAP-maintained code was occasionally showing a state under the wrong zone on the map. If a Unit's TOTALS show under the wrong zone anywhere else on the screen, its zone code in SAP is what needs correcting; if only the MAP shading looks wrong for a state, tell your SAP support team which state and which zone it should be.</w:t>
       </w:r>
     </w:p>
     <w:p>
       <w:r>
         <w:t>The colour scale sits below the map, labelled with real rupee values so you can read what each shade is worth. States with no billing at all get their own separate colour, so you can tell "nothing" apart from "very little".</w:t>
+      </w:r>
+    </w:p>
+    <w:p>
+      <w:pPr>
+        <w:spacing w:before="120" w:after="160"/>
+        <w:ind w:left="216"/>
+        <w:pBdr>
+          <w:left w:val="single" w:sz="18" w:space="6" w:color="2E7D32"/>
+        </w:pBdr>
+      </w:pPr>
+      <w:r>
+        <w:rPr>
+          <w:b/>
+          <w:color w:val="2E7D32"/>
+          <w:sz w:val="20"/>
+        </w:rPr>
+        <w:t xml:space="preserve">Shades darkened slightly in August 2026:  </w:t>
+      </w:r>
+      <w:r>
+        <w:rPr>
+          <w:sz w:val="20"/>
+        </w:rPr>
+        <w:t>The lightest shade and the "no billing" colour used to sit close enough to the panel's own white background that a barely-billed state and an unbilled state could both look blank. Both are now a little darker so each reads clearly against the white panel, as well as against each other.</w:t>
       </w:r>
     </w:p>
     <w:p>
@@ -1537,6 +1560,11 @@
     <w:p>
       <w:r>
         <w:t>Your schemes, ranked by gross value. Each row shows a colour chip, the value, a bar showing its share of the total, that share as a percentage, how many invoices it covers, and its growth against last year. Schemes with nothing in your current selection are not listed at all.</w:t>
+      </w:r>
+    </w:p>
+    <w:p>
+      <w:r>
+        <w:t>The panel's subtitle usually names the year it is comparing against — "Gross value by scheme · vs FY {year}". Whenever the percentage pills are hidden for the reason given in 4.5, the subtitle drops back to a plain "Gross value by scheme", so it never promises a comparison the rows are not making.</w:t>
       </w:r>
     </w:p>
     <w:p>
@@ -2236,12 +2264,12 @@
           <w:color w:val="22262A"/>
           <w:sz w:val="22"/>
         </w:rPr>
-        <w:t>The percentage pills vanished after I pressed Go. Is something broken?</w:t>
+        <w:t>The percentage pills are missing. Is something broken?</w:t>
       </w:r>
     </w:p>
     <w:p>
       <w:r>
-        <w:t>No, and your figures are unaffected. In 2026-27 the dashboard hides the pills as soon as you filter by anything other than the fiscal year, because last year's records do not carry the Unit and Zone grouping and the comparison would be wildly wrong. Clear the filters to get them back. See 4.5.</w:t>
+        <w:t>No, and your figures are unaffected. For the whole of fiscal year 2026-27 the dashboard hides the pills, filtered or not, because last year's records do not carry the Unit and Zone grouping and the comparison would be wildly wrong. Select a different fiscal year to get them back. See 4.5.</w:t>
       </w:r>
     </w:p>
     <w:p>
